--- a/templates_docx/SM_Square_Letter_Head_Registration_borrower.docx
+++ b/templates_docx/SM_Square_Letter_Head_Registration_borrower.docx
@@ -26,411 +26,438 @@
     <w:p>
       <w:pPr>
         <w:rPr>
+          <w:rFonts w:ascii="Arial" w:hAnsi="Arial" w:cs="Arial"/>
+          <w:b/>
+          <w:bCs/>
+        </w:rPr>
+      </w:pPr>
+      <w:r>
+        <w:rPr>
+          <w:rFonts w:ascii="Arial" w:hAnsi="Arial" w:cs="Arial"/>
           <w:lang w:val="en-US"/>
         </w:rPr>
-      </w:pPr>
-    </w:p>
-    <w:p>
-      <w:pPr>
-        <w:rPr>
-          <w:b/>
-          <w:bCs/>
-        </w:rPr>
-      </w:pPr>
-      <w:r>
-        <w:rPr>
-          <w:lang w:val="en-US"/>
-        </w:rPr>
         <w:t xml:space="preserve">        </w:t>
       </w:r>
       <w:r>
         <w:rPr>
-          <w:b/>
-          <w:bCs/>
-        </w:rPr>
-        <w:t xml:space="preserve">                                                                                                                                                                             Date:</w:t>
-      </w:r>
-      <w:r>
-        <w:rPr>
-          <w:b/>
-          <w:bCs/>
-        </w:rPr>
-        <w:t>{{date}}</w:t>
-      </w:r>
-    </w:p>
-    <w:p>
-      <w:pPr>
-        <w:rPr>
-          <w:rFonts w:ascii="Times New Roman" w:hAnsi="Times New Roman" w:cs="Times New Roman"/>
-          <w:b/>
-          <w:bCs/>
-          <w:sz w:val="20"/>
-          <w:szCs w:val="20"/>
-        </w:rPr>
-      </w:pPr>
-      <w:r>
-        <w:rPr>
-          <w:rFonts w:ascii="Times New Roman" w:hAnsi="Times New Roman" w:cs="Times New Roman"/>
-          <w:b/>
-          <w:bCs/>
-          <w:sz w:val="20"/>
-          <w:szCs w:val="20"/>
+          <w:rFonts w:ascii="Arial" w:hAnsi="Arial" w:cs="Arial"/>
+          <w:b/>
+          <w:bCs/>
+        </w:rPr>
+        <w:t xml:space="preserve">                                                                                                                                </w:t>
+      </w:r>
+      <w:r>
+        <w:rPr>
+          <w:rFonts w:ascii="Arial" w:hAnsi="Arial" w:cs="Arial"/>
+          <w:b/>
+          <w:bCs/>
+        </w:rPr>
+        <w:t xml:space="preserve"> </w:t>
+      </w:r>
+      <w:proofErr w:type="gramStart"/>
+      <w:r>
+        <w:rPr>
+          <w:rFonts w:ascii="Arial" w:hAnsi="Arial" w:cs="Arial"/>
+          <w:b/>
+          <w:bCs/>
+        </w:rPr>
+        <w:t>Date:</w:t>
+      </w:r>
+      <w:r>
+        <w:rPr>
+          <w:rFonts w:ascii="Arial" w:hAnsi="Arial" w:cs="Arial"/>
+          <w:b/>
+          <w:bCs/>
+        </w:rPr>
+        <w:t>{</w:t>
+      </w:r>
+      <w:proofErr w:type="gramEnd"/>
+      <w:r>
+        <w:rPr>
+          <w:rFonts w:ascii="Arial" w:hAnsi="Arial" w:cs="Arial"/>
+          <w:b/>
+          <w:bCs/>
+        </w:rPr>
+        <w:t>{date}}</w:t>
+      </w:r>
+    </w:p>
+    <w:p>
+      <w:pPr>
+        <w:ind w:right="680"/>
+        <w:rPr>
+          <w:rFonts w:ascii="Arial" w:hAnsi="Arial" w:cs="Arial"/>
+          <w:b/>
+          <w:bCs/>
+        </w:rPr>
+      </w:pPr>
+      <w:r>
+        <w:rPr>
+          <w:rFonts w:ascii="Arial" w:hAnsi="Arial" w:cs="Arial"/>
+          <w:b/>
+          <w:bCs/>
+        </w:rPr>
+        <w:t xml:space="preserve">    </w:t>
+      </w:r>
+      <w:r>
+        <w:rPr>
+          <w:rFonts w:ascii="Arial" w:hAnsi="Arial" w:cs="Arial"/>
+          <w:b/>
+          <w:bCs/>
         </w:rPr>
         <w:t>To,</w:t>
       </w:r>
     </w:p>
     <w:p>
       <w:pPr>
-        <w:rPr>
-          <w:rFonts w:ascii="Times New Roman" w:hAnsi="Times New Roman" w:cs="Times New Roman"/>
-          <w:b/>
-          <w:bCs/>
-          <w:sz w:val="20"/>
-          <w:szCs w:val="20"/>
-        </w:rPr>
-      </w:pPr>
-      <w:r>
-        <w:rPr>
-          <w:rFonts w:ascii="Times New Roman" w:hAnsi="Times New Roman" w:cs="Times New Roman"/>
-          <w:b/>
-          <w:bCs/>
-          <w:sz w:val="20"/>
-          <w:szCs w:val="20"/>
+        <w:ind w:right="680"/>
+        <w:rPr>
+          <w:rFonts w:ascii="Arial" w:hAnsi="Arial" w:cs="Arial"/>
+          <w:b/>
+          <w:bCs/>
+        </w:rPr>
+      </w:pPr>
+      <w:r>
+        <w:rPr>
+          <w:rFonts w:ascii="Arial" w:hAnsi="Arial" w:cs="Arial"/>
+          <w:b/>
+          <w:bCs/>
+        </w:rPr>
+        <w:t xml:space="preserve">    </w:t>
+      </w:r>
+      <w:r>
+        <w:rPr>
+          <w:rFonts w:ascii="Arial" w:hAnsi="Arial" w:cs="Arial"/>
+          <w:b/>
+          <w:bCs/>
         </w:rPr>
         <w:t>{{name}}</w:t>
       </w:r>
     </w:p>
     <w:p>
       <w:pPr>
-        <w:rPr>
-          <w:rFonts w:ascii="Times New Roman" w:hAnsi="Times New Roman" w:cs="Times New Roman"/>
-          <w:b/>
-          <w:bCs/>
-          <w:sz w:val="20"/>
-          <w:szCs w:val="20"/>
-        </w:rPr>
-      </w:pPr>
+        <w:ind w:right="680"/>
+        <w:rPr>
+          <w:rFonts w:ascii="Arial" w:hAnsi="Arial" w:cs="Arial"/>
+          <w:b/>
+          <w:bCs/>
+        </w:rPr>
+      </w:pPr>
+      <w:r>
+        <w:rPr>
+          <w:rFonts w:ascii="Arial" w:hAnsi="Arial" w:cs="Arial"/>
+          <w:b/>
+          <w:bCs/>
+        </w:rPr>
+        <w:t xml:space="preserve">    </w:t>
+      </w:r>
       <w:proofErr w:type="gramStart"/>
       <w:r>
         <w:rPr>
-          <w:rFonts w:ascii="Times New Roman" w:hAnsi="Times New Roman" w:cs="Times New Roman"/>
-          <w:b/>
-          <w:bCs/>
-          <w:sz w:val="20"/>
-          <w:szCs w:val="20"/>
-        </w:rPr>
-        <w:t>{{</w:t>
-      </w:r>
-      <w:r>
-        <w:rPr>
-          <w:rFonts w:ascii="Times New Roman" w:hAnsi="Times New Roman" w:cs="Times New Roman"/>
-          <w:b/>
-          <w:bCs/>
-          <w:sz w:val="20"/>
-          <w:szCs w:val="20"/>
+          <w:rFonts w:ascii="Arial" w:hAnsi="Arial" w:cs="Arial"/>
+          <w:b/>
+          <w:bCs/>
+        </w:rPr>
+        <w:t>{{ address</w:t>
+      </w:r>
+      <w:proofErr w:type="gramEnd"/>
+      <w:r>
+        <w:rPr>
+          <w:rFonts w:ascii="Arial" w:hAnsi="Arial" w:cs="Arial"/>
+          <w:b/>
+          <w:bCs/>
+        </w:rPr>
+        <w:t>}</w:t>
+      </w:r>
+      <w:r>
+        <w:rPr>
+          <w:rFonts w:ascii="Arial" w:hAnsi="Arial" w:cs="Arial"/>
+          <w:b/>
+          <w:bCs/>
+        </w:rPr>
+        <w:t>}</w:t>
+      </w:r>
+      <w:r>
+        <w:rPr>
+          <w:rFonts w:ascii="Arial" w:hAnsi="Arial" w:cs="Arial"/>
+          <w:b/>
+          <w:bCs/>
+        </w:rPr>
+        <w:t xml:space="preserve">, </w:t>
+      </w:r>
+      <w:proofErr w:type="spellStart"/>
+      <w:r>
+        <w:rPr>
+          <w:rFonts w:ascii="Arial" w:hAnsi="Arial" w:cs="Arial"/>
+          <w:b/>
+          <w:bCs/>
+        </w:rPr>
+        <w:t>pincode</w:t>
+      </w:r>
+      <w:proofErr w:type="spellEnd"/>
+      <w:r>
+        <w:rPr>
+          <w:rFonts w:ascii="Arial" w:hAnsi="Arial" w:cs="Arial"/>
+          <w:b/>
+          <w:bCs/>
+        </w:rPr>
+        <w:t>-{{</w:t>
+      </w:r>
+      <w:proofErr w:type="spellStart"/>
+      <w:r>
+        <w:rPr>
+          <w:rFonts w:ascii="Arial" w:hAnsi="Arial" w:cs="Arial"/>
+          <w:b/>
+          <w:bCs/>
+        </w:rPr>
+        <w:t>pincode</w:t>
+      </w:r>
+      <w:proofErr w:type="spellEnd"/>
+      <w:r>
+        <w:rPr>
+          <w:rFonts w:ascii="Arial" w:hAnsi="Arial" w:cs="Arial"/>
+          <w:b/>
+          <w:bCs/>
+        </w:rPr>
+        <w:t>}}</w:t>
+      </w:r>
+    </w:p>
+    <w:p>
+      <w:pPr>
+        <w:spacing w:after="160" w:line="259" w:lineRule="auto"/>
+        <w:ind w:right="680"/>
+        <w:rPr>
+          <w:rFonts w:ascii="Arial" w:hAnsi="Arial" w:cs="Arial"/>
+          <w:b/>
+          <w:bCs/>
+        </w:rPr>
+      </w:pPr>
+      <w:r>
+        <w:rPr>
+          <w:rFonts w:ascii="Arial" w:hAnsi="Arial" w:cs="Arial"/>
+          <w:b/>
+          <w:bCs/>
+        </w:rPr>
+        <w:t xml:space="preserve">       </w:t>
+      </w:r>
+      <w:r>
+        <w:rPr>
+          <w:rFonts w:ascii="Arial" w:hAnsi="Arial" w:cs="Arial"/>
+          <w:b/>
+          <w:bCs/>
+        </w:rPr>
+        <w:t>Subject: Notice for Non-Registration of Financed Vehicle and Breach of Loan Agreement</w:t>
+      </w:r>
+    </w:p>
+    <w:p>
+      <w:pPr>
+        <w:spacing w:after="160" w:line="259" w:lineRule="auto"/>
+        <w:ind w:right="680"/>
+        <w:rPr>
+          <w:rFonts w:ascii="Arial" w:hAnsi="Arial" w:cs="Arial"/>
+        </w:rPr>
+      </w:pPr>
+    </w:p>
+    <w:p>
+      <w:pPr>
+        <w:spacing w:after="160" w:line="259" w:lineRule="auto"/>
+        <w:ind w:right="680"/>
+        <w:rPr>
+          <w:rFonts w:ascii="Arial" w:hAnsi="Arial" w:cs="Arial"/>
+        </w:rPr>
+      </w:pPr>
+      <w:r>
+        <w:rPr>
+          <w:rFonts w:ascii="Arial" w:hAnsi="Arial" w:cs="Arial"/>
+        </w:rPr>
+        <w:t xml:space="preserve">        </w:t>
+      </w:r>
+      <w:r>
+        <w:rPr>
+          <w:rFonts w:ascii="Arial" w:hAnsi="Arial" w:cs="Arial"/>
+        </w:rPr>
+        <w:t>Dear</w:t>
+      </w:r>
+      <w:r>
+        <w:rPr>
+          <w:rFonts w:ascii="Arial" w:hAnsi="Arial" w:cs="Arial"/>
+        </w:rPr>
+        <w:t xml:space="preserve"> {{</w:t>
+      </w:r>
+      <w:r>
+        <w:rPr>
+          <w:rFonts w:ascii="Arial" w:hAnsi="Arial" w:cs="Arial"/>
+        </w:rPr>
+        <w:t>n</w:t>
+      </w:r>
+      <w:r>
+        <w:rPr>
+          <w:rFonts w:ascii="Arial" w:hAnsi="Arial" w:cs="Arial"/>
+        </w:rPr>
+        <w:t>ame</w:t>
+      </w:r>
+      <w:r>
+        <w:rPr>
+          <w:rFonts w:ascii="Arial" w:hAnsi="Arial" w:cs="Arial"/>
+        </w:rPr>
+        <w:t>}}</w:t>
+      </w:r>
+      <w:r>
+        <w:rPr>
+          <w:rFonts w:ascii="Arial" w:hAnsi="Arial" w:cs="Arial"/>
+        </w:rPr>
+        <w:t>,</w:t>
+      </w:r>
+    </w:p>
+    <w:p>
+      <w:pPr>
+        <w:spacing w:after="160" w:line="259" w:lineRule="auto"/>
+        <w:ind w:right="680"/>
+        <w:jc w:val="both"/>
+        <w:rPr>
+          <w:rFonts w:ascii="Arial" w:hAnsi="Arial" w:cs="Arial"/>
+        </w:rPr>
+      </w:pPr>
+      <w:r>
+        <w:rPr>
+          <w:rFonts w:ascii="Arial" w:hAnsi="Arial" w:cs="Arial"/>
+        </w:rPr>
+        <w:t xml:space="preserve">            </w:t>
+      </w:r>
+      <w:r>
+        <w:rPr>
+          <w:rFonts w:ascii="Arial" w:hAnsi="Arial" w:cs="Arial"/>
+        </w:rPr>
+        <w:t xml:space="preserve">This is to bring to your attention that, as per </w:t>
+      </w:r>
+      <w:r>
+        <w:rPr>
+          <w:rFonts w:ascii="Arial" w:hAnsi="Arial" w:cs="Arial"/>
+          <w:b/>
+          <w:bCs/>
+        </w:rPr>
+        <w:t>Clause No. 9.1</w:t>
+      </w:r>
+      <w:r>
+        <w:rPr>
+          <w:rFonts w:ascii="Arial" w:hAnsi="Arial" w:cs="Arial"/>
+        </w:rPr>
+        <w:t xml:space="preserve"> of the Loan Agreement </w:t>
+      </w:r>
+      <w:proofErr w:type="gramStart"/>
+      <w:r>
+        <w:rPr>
+          <w:rFonts w:ascii="Arial" w:hAnsi="Arial" w:cs="Arial"/>
+        </w:rPr>
+        <w:t>of  loan</w:t>
+      </w:r>
+      <w:proofErr w:type="gramEnd"/>
+      <w:r>
+        <w:rPr>
+          <w:rFonts w:ascii="Arial" w:hAnsi="Arial" w:cs="Arial"/>
+        </w:rPr>
+        <w:t xml:space="preserve"> number </w:t>
+      </w:r>
+      <w:proofErr w:type="gramStart"/>
+      <w:r>
+        <w:rPr>
+          <w:rFonts w:ascii="Arial" w:hAnsi="Arial" w:cs="Arial"/>
+        </w:rPr>
+        <w:t xml:space="preserve">{{ </w:t>
+      </w:r>
+      <w:proofErr w:type="spellStart"/>
+      <w:r>
+        <w:rPr>
+          <w:rFonts w:ascii="Arial" w:hAnsi="Arial" w:cs="Arial"/>
+        </w:rPr>
+        <w:t>loan</w:t>
+      </w:r>
+      <w:proofErr w:type="gramEnd"/>
+      <w:r>
+        <w:rPr>
+          <w:rFonts w:ascii="Arial" w:hAnsi="Arial" w:cs="Arial"/>
+        </w:rPr>
+        <w:t>_number</w:t>
+      </w:r>
+      <w:proofErr w:type="spellEnd"/>
+      <w:r>
+        <w:rPr>
+          <w:rFonts w:ascii="Arial" w:hAnsi="Arial" w:cs="Arial"/>
+        </w:rPr>
+        <w:t>}}</w:t>
+      </w:r>
+      <w:r>
+        <w:rPr>
+          <w:rFonts w:ascii="Arial" w:hAnsi="Arial" w:cs="Arial"/>
+        </w:rPr>
+        <w:t xml:space="preserve"> and Vehicle No</w:t>
+      </w:r>
+      <w:r>
+        <w:rPr>
+          <w:rFonts w:ascii="Arial" w:hAnsi="Arial" w:cs="Arial"/>
         </w:rPr>
         <w:t xml:space="preserve"> </w:t>
       </w:r>
       <w:r>
         <w:rPr>
-          <w:rFonts w:ascii="Times New Roman" w:hAnsi="Times New Roman" w:cs="Times New Roman"/>
-          <w:b/>
-          <w:bCs/>
-          <w:sz w:val="20"/>
-          <w:szCs w:val="20"/>
-        </w:rPr>
-        <w:t>a</w:t>
-      </w:r>
-      <w:r>
-        <w:rPr>
-          <w:rFonts w:ascii="Times New Roman" w:hAnsi="Times New Roman" w:cs="Times New Roman"/>
-          <w:b/>
-          <w:bCs/>
-          <w:sz w:val="20"/>
-          <w:szCs w:val="20"/>
-        </w:rPr>
-        <w:t>ddress</w:t>
-      </w:r>
-      <w:proofErr w:type="gramEnd"/>
-      <w:r>
-        <w:rPr>
-          <w:rFonts w:ascii="Times New Roman" w:hAnsi="Times New Roman" w:cs="Times New Roman"/>
-          <w:b/>
-          <w:bCs/>
-          <w:sz w:val="20"/>
-          <w:szCs w:val="20"/>
-        </w:rPr>
-        <w:t>}</w:t>
-      </w:r>
-      <w:r>
-        <w:rPr>
-          <w:rFonts w:ascii="Times New Roman" w:hAnsi="Times New Roman" w:cs="Times New Roman"/>
-          <w:b/>
-          <w:bCs/>
-          <w:sz w:val="20"/>
-          <w:szCs w:val="20"/>
-        </w:rPr>
-        <w:t>}</w:t>
+          <w:rFonts w:ascii="Arial" w:hAnsi="Arial" w:cs="Arial"/>
+        </w:rPr>
+        <w:t xml:space="preserve">executed between you and SM Square Credit Services Private Limited, you are obligated to complete the registration of the financed vehicle with the appropriate registering authority within </w:t>
+      </w:r>
+      <w:r>
+        <w:rPr>
+          <w:rFonts w:ascii="Arial" w:hAnsi="Arial" w:cs="Arial"/>
+          <w:b/>
+          <w:bCs/>
+        </w:rPr>
+        <w:t xml:space="preserve">30 (thirty) </w:t>
+      </w:r>
+      <w:r>
+        <w:rPr>
+          <w:rFonts w:ascii="Arial" w:hAnsi="Arial" w:cs="Arial"/>
+        </w:rPr>
+        <w:t>days from the date of delivery.</w:t>
       </w:r>
     </w:p>
     <w:p>
       <w:pPr>
         <w:spacing w:after="160" w:line="259" w:lineRule="auto"/>
-        <w:rPr>
-          <w:rFonts w:ascii="Times New Roman" w:hAnsi="Times New Roman" w:cs="Times New Roman"/>
-          <w:sz w:val="20"/>
-          <w:szCs w:val="20"/>
-        </w:rPr>
-      </w:pPr>
-      <w:r>
-        <w:rPr>
-          <w:rFonts w:ascii="Times New Roman" w:hAnsi="Times New Roman" w:cs="Times New Roman"/>
-          <w:b/>
-          <w:bCs/>
-          <w:sz w:val="20"/>
-          <w:szCs w:val="20"/>
-        </w:rPr>
-        <w:t>Subject: Notice for Non-Registration of Financed Vehicle and Breach of Loan Agreement</w:t>
+        <w:ind w:right="680"/>
+        <w:jc w:val="both"/>
+        <w:rPr>
+          <w:rFonts w:ascii="Arial" w:hAnsi="Arial" w:cs="Arial"/>
+        </w:rPr>
+      </w:pPr>
+      <w:r>
+        <w:rPr>
+          <w:rFonts w:ascii="Arial" w:hAnsi="Arial" w:cs="Arial"/>
+        </w:rPr>
+        <w:t xml:space="preserve">          </w:t>
+      </w:r>
+      <w:r>
+        <w:rPr>
+          <w:rFonts w:ascii="Arial" w:hAnsi="Arial" w:cs="Arial"/>
+        </w:rPr>
+        <w:t>However, it has been observed that you have failed to register the said vehicle to date. Such failure constitutes a breach of the terms and conditions of the aforesaid Loan Agreement.</w:t>
       </w:r>
     </w:p>
     <w:p>
       <w:pPr>
         <w:spacing w:after="160" w:line="259" w:lineRule="auto"/>
-        <w:rPr>
-          <w:rFonts w:ascii="Times New Roman" w:hAnsi="Times New Roman" w:cs="Times New Roman"/>
-          <w:sz w:val="20"/>
-          <w:szCs w:val="20"/>
-        </w:rPr>
-      </w:pPr>
-      <w:r>
-        <w:rPr>
-          <w:rFonts w:ascii="Times New Roman" w:hAnsi="Times New Roman" w:cs="Times New Roman"/>
-          <w:sz w:val="20"/>
-          <w:szCs w:val="20"/>
-        </w:rPr>
-        <w:t>Dear</w:t>
-      </w:r>
-      <w:r>
-        <w:rPr>
-          <w:rFonts w:ascii="Times New Roman" w:hAnsi="Times New Roman" w:cs="Times New Roman"/>
-          <w:sz w:val="20"/>
-          <w:szCs w:val="20"/>
-        </w:rPr>
-        <w:t xml:space="preserve"> {{</w:t>
-      </w:r>
-      <w:r>
-        <w:rPr>
-          <w:rFonts w:ascii="Times New Roman" w:hAnsi="Times New Roman" w:cs="Times New Roman"/>
-          <w:sz w:val="20"/>
-          <w:szCs w:val="20"/>
-        </w:rPr>
-        <w:t>n</w:t>
-      </w:r>
-      <w:r>
-        <w:rPr>
-          <w:rFonts w:ascii="Times New Roman" w:hAnsi="Times New Roman" w:cs="Times New Roman"/>
-          <w:sz w:val="20"/>
-          <w:szCs w:val="20"/>
-        </w:rPr>
-        <w:t>ame</w:t>
-      </w:r>
-      <w:r>
-        <w:rPr>
-          <w:rFonts w:ascii="Times New Roman" w:hAnsi="Times New Roman" w:cs="Times New Roman"/>
-          <w:sz w:val="20"/>
-          <w:szCs w:val="20"/>
-        </w:rPr>
-        <w:t>}}</w:t>
-      </w:r>
-      <w:r>
-        <w:rPr>
-          <w:rFonts w:ascii="Times New Roman" w:hAnsi="Times New Roman" w:cs="Times New Roman"/>
-          <w:sz w:val="20"/>
-          <w:szCs w:val="20"/>
-        </w:rPr>
-        <w:t>,</w:t>
-      </w:r>
-    </w:p>
-    <w:p>
-      <w:pPr>
-        <w:spacing w:after="160" w:line="259" w:lineRule="auto"/>
-        <w:rPr>
-          <w:rFonts w:ascii="Times New Roman" w:hAnsi="Times New Roman" w:cs="Times New Roman"/>
-          <w:sz w:val="20"/>
-          <w:szCs w:val="20"/>
-        </w:rPr>
-      </w:pPr>
-      <w:r>
-        <w:rPr>
-          <w:rFonts w:ascii="Times New Roman" w:hAnsi="Times New Roman" w:cs="Times New Roman"/>
-          <w:sz w:val="20"/>
-          <w:szCs w:val="20"/>
-        </w:rPr>
-        <w:t xml:space="preserve">This is to bring to your attention that, as per </w:t>
-      </w:r>
-      <w:r>
-        <w:rPr>
-          <w:rFonts w:ascii="Times New Roman" w:hAnsi="Times New Roman" w:cs="Times New Roman"/>
-          <w:b/>
-          <w:bCs/>
-          <w:sz w:val="20"/>
-          <w:szCs w:val="20"/>
-        </w:rPr>
-        <w:t>Clause No. 9.1</w:t>
-      </w:r>
-      <w:r>
-        <w:rPr>
-          <w:rFonts w:ascii="Times New Roman" w:hAnsi="Times New Roman" w:cs="Times New Roman"/>
-          <w:sz w:val="20"/>
-          <w:szCs w:val="20"/>
-        </w:rPr>
-        <w:t xml:space="preserve"> of the Loan Agreement </w:t>
-      </w:r>
-      <w:proofErr w:type="gramStart"/>
-      <w:r>
-        <w:rPr>
-          <w:rFonts w:ascii="Times New Roman" w:hAnsi="Times New Roman" w:cs="Times New Roman"/>
-          <w:sz w:val="20"/>
-          <w:szCs w:val="20"/>
-        </w:rPr>
-        <w:t>of  loan</w:t>
-      </w:r>
-      <w:proofErr w:type="gramEnd"/>
-      <w:r>
-        <w:rPr>
-          <w:rFonts w:ascii="Times New Roman" w:hAnsi="Times New Roman" w:cs="Times New Roman"/>
-          <w:sz w:val="20"/>
-          <w:szCs w:val="20"/>
-        </w:rPr>
-        <w:t xml:space="preserve"> number </w:t>
-      </w:r>
-      <w:proofErr w:type="gramStart"/>
-      <w:r>
-        <w:rPr>
-          <w:rFonts w:ascii="Times New Roman" w:hAnsi="Times New Roman" w:cs="Times New Roman"/>
-          <w:sz w:val="20"/>
-          <w:szCs w:val="20"/>
-        </w:rPr>
-        <w:t>{{</w:t>
-      </w:r>
-      <w:r>
-        <w:rPr>
-          <w:rFonts w:ascii="Times New Roman" w:hAnsi="Times New Roman" w:cs="Times New Roman"/>
-          <w:sz w:val="20"/>
-          <w:szCs w:val="20"/>
-        </w:rPr>
-        <w:t xml:space="preserve"> </w:t>
-      </w:r>
-      <w:proofErr w:type="spellStart"/>
-      <w:r>
-        <w:rPr>
-          <w:rFonts w:ascii="Times New Roman" w:hAnsi="Times New Roman" w:cs="Times New Roman"/>
-          <w:sz w:val="20"/>
-          <w:szCs w:val="20"/>
-        </w:rPr>
-        <w:t>loan</w:t>
-      </w:r>
-      <w:proofErr w:type="gramEnd"/>
-      <w:r>
-        <w:rPr>
-          <w:rFonts w:ascii="Times New Roman" w:hAnsi="Times New Roman" w:cs="Times New Roman"/>
-          <w:sz w:val="20"/>
-          <w:szCs w:val="20"/>
-        </w:rPr>
-        <w:t>_</w:t>
-      </w:r>
-      <w:r>
-        <w:rPr>
-          <w:rFonts w:ascii="Times New Roman" w:hAnsi="Times New Roman" w:cs="Times New Roman"/>
-          <w:sz w:val="20"/>
-          <w:szCs w:val="20"/>
-        </w:rPr>
-        <w:t>number</w:t>
-      </w:r>
-      <w:proofErr w:type="spellEnd"/>
-      <w:r>
-        <w:rPr>
-          <w:rFonts w:ascii="Times New Roman" w:hAnsi="Times New Roman" w:cs="Times New Roman"/>
-          <w:sz w:val="20"/>
-          <w:szCs w:val="20"/>
-        </w:rPr>
-        <w:t>}}</w:t>
-      </w:r>
-      <w:r>
-        <w:rPr>
-          <w:rFonts w:ascii="Times New Roman" w:hAnsi="Times New Roman" w:cs="Times New Roman"/>
-          <w:sz w:val="20"/>
-          <w:szCs w:val="20"/>
-        </w:rPr>
-        <w:t xml:space="preserve"> and Vehicle No</w:t>
-      </w:r>
-      <w:r>
-        <w:rPr>
-          <w:rFonts w:ascii="Times New Roman" w:hAnsi="Times New Roman" w:cs="Times New Roman"/>
-          <w:sz w:val="20"/>
-          <w:szCs w:val="20"/>
-        </w:rPr>
-        <w:t xml:space="preserve"> </w:t>
-      </w:r>
-      <w:r>
-        <w:rPr>
-          <w:rFonts w:ascii="Times New Roman" w:hAnsi="Times New Roman" w:cs="Times New Roman"/>
-          <w:sz w:val="20"/>
-          <w:szCs w:val="20"/>
-        </w:rPr>
-        <w:t xml:space="preserve">executed between you and SM Square Credit Services Private Limited, you are obligated to complete the registration of the financed vehicle with the appropriate registering authority within </w:t>
-      </w:r>
-      <w:r>
-        <w:rPr>
-          <w:rFonts w:ascii="Times New Roman" w:hAnsi="Times New Roman" w:cs="Times New Roman"/>
-          <w:b/>
-          <w:bCs/>
-          <w:sz w:val="20"/>
-          <w:szCs w:val="20"/>
-        </w:rPr>
-        <w:t xml:space="preserve">30 (thirty) </w:t>
-      </w:r>
-      <w:r>
-        <w:rPr>
-          <w:rFonts w:ascii="Times New Roman" w:hAnsi="Times New Roman" w:cs="Times New Roman"/>
-          <w:sz w:val="20"/>
-          <w:szCs w:val="20"/>
-        </w:rPr>
-        <w:t>days from the date of delivery.</w:t>
-      </w:r>
-    </w:p>
-    <w:p>
-      <w:pPr>
-        <w:spacing w:after="160" w:line="259" w:lineRule="auto"/>
-        <w:rPr>
-          <w:rFonts w:ascii="Times New Roman" w:hAnsi="Times New Roman" w:cs="Times New Roman"/>
-          <w:sz w:val="20"/>
-          <w:szCs w:val="20"/>
-        </w:rPr>
-      </w:pPr>
-      <w:r>
-        <w:rPr>
-          <w:rFonts w:ascii="Times New Roman" w:hAnsi="Times New Roman" w:cs="Times New Roman"/>
-          <w:sz w:val="20"/>
-          <w:szCs w:val="20"/>
-        </w:rPr>
-        <w:t>However, it has been observed that you have failed to register the said vehicle to date. Such failure constitutes a breach of the terms and conditions of the aforesaid Loan Agreement.</w:t>
-      </w:r>
-    </w:p>
-    <w:p>
-      <w:pPr>
-        <w:spacing w:after="160" w:line="259" w:lineRule="auto"/>
-        <w:rPr>
-          <w:rFonts w:ascii="Times New Roman" w:hAnsi="Times New Roman" w:cs="Times New Roman"/>
-          <w:sz w:val="20"/>
-          <w:szCs w:val="20"/>
-        </w:rPr>
-      </w:pPr>
-      <w:r>
-        <w:rPr>
-          <w:rFonts w:ascii="Times New Roman" w:hAnsi="Times New Roman" w:cs="Times New Roman"/>
-          <w:sz w:val="20"/>
-          <w:szCs w:val="20"/>
+        <w:ind w:right="680"/>
+        <w:jc w:val="both"/>
+        <w:rPr>
+          <w:rFonts w:ascii="Arial" w:hAnsi="Arial" w:cs="Arial"/>
+        </w:rPr>
+      </w:pPr>
+      <w:r>
+        <w:rPr>
+          <w:rFonts w:ascii="Arial" w:hAnsi="Arial" w:cs="Arial"/>
+        </w:rPr>
+        <w:t xml:space="preserve">     </w:t>
+      </w:r>
+      <w:r>
+        <w:rPr>
+          <w:rFonts w:ascii="Arial" w:hAnsi="Arial" w:cs="Arial"/>
         </w:rPr>
         <w:t>In view of the above, you are hereby called upon to comply with the following within the stipulated time:</w:t>
       </w:r>
@@ -442,37 +469,31 @@
           <w:numId w:val="2"/>
         </w:numPr>
         <w:spacing w:after="160" w:line="259" w:lineRule="auto"/>
-        <w:rPr>
-          <w:rFonts w:ascii="Times New Roman" w:hAnsi="Times New Roman" w:cs="Times New Roman"/>
-          <w:sz w:val="20"/>
-          <w:szCs w:val="20"/>
-        </w:rPr>
-      </w:pPr>
-      <w:r>
-        <w:rPr>
-          <w:rFonts w:ascii="Times New Roman" w:hAnsi="Times New Roman" w:cs="Times New Roman"/>
-          <w:b/>
-          <w:bCs/>
-          <w:sz w:val="20"/>
-          <w:szCs w:val="20"/>
+        <w:ind w:right="680"/>
+        <w:jc w:val="both"/>
+        <w:rPr>
+          <w:rFonts w:ascii="Arial" w:hAnsi="Arial" w:cs="Arial"/>
+        </w:rPr>
+      </w:pPr>
+      <w:r>
+        <w:rPr>
+          <w:rFonts w:ascii="Arial" w:hAnsi="Arial" w:cs="Arial"/>
+          <w:b/>
+          <w:bCs/>
         </w:rPr>
         <w:t>To complete the registration of the vehicle within 2 (two) days from the date of receipt of this notice</w:t>
       </w:r>
       <w:r>
         <w:rPr>
-          <w:rFonts w:ascii="Times New Roman" w:hAnsi="Times New Roman" w:cs="Times New Roman"/>
-          <w:sz w:val="20"/>
-          <w:szCs w:val="20"/>
+          <w:rFonts w:ascii="Arial" w:hAnsi="Arial" w:cs="Arial"/>
         </w:rPr>
         <w:t xml:space="preserve">; </w:t>
       </w:r>
       <w:r>
         <w:rPr>
-          <w:rFonts w:ascii="Times New Roman" w:hAnsi="Times New Roman" w:cs="Times New Roman"/>
-          <w:b/>
-          <w:bCs/>
-          <w:sz w:val="20"/>
-          <w:szCs w:val="20"/>
+          <w:rFonts w:ascii="Arial" w:hAnsi="Arial" w:cs="Arial"/>
+          <w:b/>
+          <w:bCs/>
         </w:rPr>
         <w:t>or</w:t>
       </w:r>
@@ -484,21 +505,19 @@
           <w:numId w:val="2"/>
         </w:numPr>
         <w:spacing w:after="160" w:line="259" w:lineRule="auto"/>
-        <w:rPr>
-          <w:rFonts w:ascii="Times New Roman" w:hAnsi="Times New Roman" w:cs="Times New Roman"/>
-          <w:b/>
-          <w:bCs/>
-          <w:sz w:val="20"/>
-          <w:szCs w:val="20"/>
-        </w:rPr>
-      </w:pPr>
-      <w:r>
-        <w:rPr>
-          <w:rFonts w:ascii="Times New Roman" w:hAnsi="Times New Roman" w:cs="Times New Roman"/>
-          <w:b/>
-          <w:bCs/>
-          <w:sz w:val="20"/>
-          <w:szCs w:val="20"/>
+        <w:ind w:right="680"/>
+        <w:jc w:val="both"/>
+        <w:rPr>
+          <w:rFonts w:ascii="Arial" w:hAnsi="Arial" w:cs="Arial"/>
+          <w:b/>
+          <w:bCs/>
+        </w:rPr>
+      </w:pPr>
+      <w:r>
+        <w:rPr>
+          <w:rFonts w:ascii="Arial" w:hAnsi="Arial" w:cs="Arial"/>
+          <w:b/>
+          <w:bCs/>
         </w:rPr>
         <w:t>To foreclose and close the loan account in full within 3 (three) days from the date of receipt of this notice.</w:t>
       </w:r>
@@ -506,17 +525,21 @@
     <w:p>
       <w:pPr>
         <w:spacing w:after="160" w:line="259" w:lineRule="auto"/>
-        <w:rPr>
-          <w:rFonts w:ascii="Times New Roman" w:hAnsi="Times New Roman" w:cs="Times New Roman"/>
-          <w:sz w:val="20"/>
-          <w:szCs w:val="20"/>
-        </w:rPr>
-      </w:pPr>
-      <w:r>
-        <w:rPr>
-          <w:rFonts w:ascii="Times New Roman" w:hAnsi="Times New Roman" w:cs="Times New Roman"/>
-          <w:sz w:val="20"/>
-          <w:szCs w:val="20"/>
+        <w:ind w:right="680"/>
+        <w:jc w:val="both"/>
+        <w:rPr>
+          <w:rFonts w:ascii="Arial" w:hAnsi="Arial" w:cs="Arial"/>
+        </w:rPr>
+      </w:pPr>
+      <w:r>
+        <w:rPr>
+          <w:rFonts w:ascii="Arial" w:hAnsi="Arial" w:cs="Arial"/>
+        </w:rPr>
+        <w:t xml:space="preserve">               </w:t>
+      </w:r>
+      <w:r>
+        <w:rPr>
+          <w:rFonts w:ascii="Arial" w:hAnsi="Arial" w:cs="Arial"/>
         </w:rPr>
         <w:t>Please take notice that failure to comply with the above within the prescribed time shall constrain us to initiate appropriate legal proceedings against you, at your sole risk as to costs and consequences. Such action may include, but shall not be limited to, recovery proceedings in accordance with applicable laws.</w:t>
       </w:r>
@@ -524,43 +547,51 @@
     <w:p>
       <w:pPr>
         <w:spacing w:after="160" w:line="259" w:lineRule="auto"/>
-        <w:rPr>
-          <w:rFonts w:ascii="Times New Roman" w:hAnsi="Times New Roman" w:cs="Times New Roman"/>
-          <w:sz w:val="20"/>
-          <w:szCs w:val="20"/>
-        </w:rPr>
-      </w:pPr>
-      <w:r>
-        <w:rPr>
-          <w:rFonts w:ascii="Times New Roman" w:hAnsi="Times New Roman" w:cs="Times New Roman"/>
-          <w:sz w:val="20"/>
-          <w:szCs w:val="20"/>
+        <w:ind w:right="680"/>
+        <w:jc w:val="both"/>
+        <w:rPr>
+          <w:rFonts w:ascii="Arial" w:hAnsi="Arial" w:cs="Arial"/>
+        </w:rPr>
+      </w:pPr>
+      <w:r>
+        <w:rPr>
+          <w:rFonts w:ascii="Arial" w:hAnsi="Arial" w:cs="Arial"/>
+        </w:rPr>
+        <w:t xml:space="preserve">               </w:t>
+      </w:r>
+      <w:r>
+        <w:rPr>
+          <w:rFonts w:ascii="Arial" w:hAnsi="Arial" w:cs="Arial"/>
         </w:rPr>
         <w:t>This notice is being issued without prejudice to any other rights and remedies available to us under the Loan Agreement and applicable law.</w:t>
       </w:r>
     </w:p>
     <w:p>
       <w:pPr>
-        <w:spacing w:after="160" w:line="259" w:lineRule="auto"/>
-        <w:rPr>
-          <w:rFonts w:ascii="Times New Roman" w:hAnsi="Times New Roman" w:cs="Times New Roman"/>
-          <w:sz w:val="20"/>
-          <w:szCs w:val="20"/>
-        </w:rPr>
-      </w:pPr>
-      <w:r>
-        <w:rPr>
-          <w:rFonts w:ascii="Times New Roman" w:hAnsi="Times New Roman" w:cs="Times New Roman"/>
-          <w:sz w:val="20"/>
-          <w:szCs w:val="20"/>
+        <w:spacing w:after="360" w:line="259" w:lineRule="auto"/>
+        <w:ind w:right="680"/>
+        <w:rPr>
+          <w:rFonts w:ascii="Arial" w:hAnsi="Arial" w:cs="Arial"/>
+        </w:rPr>
+      </w:pPr>
+    </w:p>
+    <w:p>
+      <w:pPr>
+        <w:spacing w:before="120" w:after="240" w:line="259" w:lineRule="auto"/>
+        <w:ind w:right="680"/>
+        <w:rPr>
+          <w:rFonts w:ascii="Arial" w:hAnsi="Arial" w:cs="Arial"/>
+        </w:rPr>
+      </w:pPr>
+      <w:r>
+        <w:rPr>
+          <w:rFonts w:ascii="Arial" w:hAnsi="Arial" w:cs="Arial"/>
         </w:rPr>
         <w:t>Yours faithfully,</w:t>
       </w:r>
       <w:r>
         <w:rPr>
-          <w:rFonts w:ascii="Times New Roman" w:hAnsi="Times New Roman" w:cs="Times New Roman"/>
-          <w:sz w:val="20"/>
-          <w:szCs w:val="20"/>
+          <w:rFonts w:ascii="Arial" w:hAnsi="Arial" w:cs="Arial"/>
         </w:rPr>
         <w:br/>
         <w:t>SM Square Credit Services Private Limited</w:t>
@@ -569,190 +600,277 @@
     <w:p>
       <w:pPr>
         <w:pStyle w:val="BodyText"/>
-      </w:pPr>
-      <w:r>
-        <w:rPr>
+        <w:ind w:right="680"/>
+        <w:rPr>
+          <w:rFonts w:ascii="Arial" w:hAnsi="Arial" w:cs="Arial"/>
+          <w:sz w:val="22"/>
+          <w:szCs w:val="22"/>
+        </w:rPr>
+      </w:pPr>
+      <w:r>
+        <w:rPr>
+          <w:rFonts w:ascii="Arial" w:hAnsi="Arial" w:cs="Arial"/>
           <w:spacing w:val="-4"/>
           <w:w w:val="90"/>
+          <w:sz w:val="22"/>
+          <w:szCs w:val="22"/>
         </w:rPr>
         <w:t>Note:</w:t>
       </w:r>
       <w:r>
         <w:rPr>
+          <w:rFonts w:ascii="Arial" w:hAnsi="Arial" w:cs="Arial"/>
           <w:spacing w:val="-12"/>
           <w:w w:val="90"/>
+          <w:sz w:val="22"/>
+          <w:szCs w:val="22"/>
         </w:rPr>
         <w:t xml:space="preserve"> </w:t>
       </w:r>
       <w:r>
         <w:rPr>
+          <w:rFonts w:ascii="Arial" w:hAnsi="Arial" w:cs="Arial"/>
           <w:spacing w:val="-4"/>
           <w:w w:val="90"/>
+          <w:sz w:val="22"/>
+          <w:szCs w:val="22"/>
         </w:rPr>
         <w:t>This</w:t>
       </w:r>
       <w:r>
         <w:rPr>
+          <w:rFonts w:ascii="Arial" w:hAnsi="Arial" w:cs="Arial"/>
           <w:spacing w:val="-6"/>
           <w:w w:val="90"/>
+          <w:sz w:val="22"/>
+          <w:szCs w:val="22"/>
         </w:rPr>
         <w:t xml:space="preserve"> </w:t>
       </w:r>
       <w:r>
         <w:rPr>
+          <w:rFonts w:ascii="Arial" w:hAnsi="Arial" w:cs="Arial"/>
           <w:spacing w:val="-4"/>
           <w:w w:val="90"/>
+          <w:sz w:val="22"/>
+          <w:szCs w:val="22"/>
         </w:rPr>
         <w:t>is</w:t>
       </w:r>
       <w:r>
         <w:rPr>
+          <w:rFonts w:ascii="Arial" w:hAnsi="Arial" w:cs="Arial"/>
           <w:spacing w:val="-6"/>
           <w:w w:val="90"/>
+          <w:sz w:val="22"/>
+          <w:szCs w:val="22"/>
         </w:rPr>
         <w:t xml:space="preserve"> </w:t>
       </w:r>
       <w:r>
         <w:rPr>
+          <w:rFonts w:ascii="Arial" w:hAnsi="Arial" w:cs="Arial"/>
           <w:spacing w:val="-4"/>
           <w:w w:val="90"/>
+          <w:sz w:val="22"/>
+          <w:szCs w:val="22"/>
         </w:rPr>
         <w:t>a</w:t>
       </w:r>
       <w:r>
         <w:rPr>
+          <w:rFonts w:ascii="Arial" w:hAnsi="Arial" w:cs="Arial"/>
           <w:spacing w:val="-13"/>
           <w:w w:val="90"/>
+          <w:sz w:val="22"/>
+          <w:szCs w:val="22"/>
         </w:rPr>
         <w:t xml:space="preserve"> </w:t>
       </w:r>
       <w:r>
         <w:rPr>
+          <w:rFonts w:ascii="Arial" w:hAnsi="Arial" w:cs="Arial"/>
           <w:spacing w:val="-4"/>
           <w:w w:val="90"/>
+          <w:sz w:val="22"/>
+          <w:szCs w:val="22"/>
         </w:rPr>
         <w:t>system</w:t>
       </w:r>
       <w:r>
         <w:rPr>
+          <w:rFonts w:ascii="Arial" w:hAnsi="Arial" w:cs="Arial"/>
           <w:spacing w:val="-19"/>
           <w:w w:val="90"/>
+          <w:sz w:val="22"/>
+          <w:szCs w:val="22"/>
         </w:rPr>
         <w:t xml:space="preserve"> </w:t>
       </w:r>
       <w:r>
         <w:rPr>
+          <w:rFonts w:ascii="Arial" w:hAnsi="Arial" w:cs="Arial"/>
           <w:spacing w:val="-4"/>
           <w:w w:val="90"/>
+          <w:sz w:val="22"/>
+          <w:szCs w:val="22"/>
         </w:rPr>
         <w:t>generated</w:t>
       </w:r>
       <w:r>
         <w:rPr>
+          <w:rFonts w:ascii="Arial" w:hAnsi="Arial" w:cs="Arial"/>
           <w:spacing w:val="-11"/>
           <w:w w:val="90"/>
+          <w:sz w:val="22"/>
+          <w:szCs w:val="22"/>
         </w:rPr>
         <w:t xml:space="preserve"> </w:t>
       </w:r>
       <w:r>
         <w:rPr>
+          <w:rFonts w:ascii="Arial" w:hAnsi="Arial" w:cs="Arial"/>
           <w:spacing w:val="-4"/>
           <w:w w:val="90"/>
+          <w:sz w:val="22"/>
+          <w:szCs w:val="22"/>
         </w:rPr>
         <w:t>letter.</w:t>
       </w:r>
       <w:r>
         <w:rPr>
+          <w:rFonts w:ascii="Arial" w:hAnsi="Arial" w:cs="Arial"/>
           <w:spacing w:val="-7"/>
           <w:w w:val="90"/>
+          <w:sz w:val="22"/>
+          <w:szCs w:val="22"/>
         </w:rPr>
         <w:t xml:space="preserve"> </w:t>
       </w:r>
       <w:r>
         <w:rPr>
+          <w:rFonts w:ascii="Arial" w:hAnsi="Arial" w:cs="Arial"/>
           <w:spacing w:val="-4"/>
           <w:w w:val="90"/>
+          <w:sz w:val="22"/>
+          <w:szCs w:val="22"/>
         </w:rPr>
         <w:t>Hence,</w:t>
       </w:r>
       <w:r>
         <w:rPr>
+          <w:rFonts w:ascii="Arial" w:hAnsi="Arial" w:cs="Arial"/>
           <w:spacing w:val="-8"/>
           <w:w w:val="90"/>
+          <w:sz w:val="22"/>
+          <w:szCs w:val="22"/>
         </w:rPr>
         <w:t xml:space="preserve"> </w:t>
       </w:r>
       <w:r>
         <w:rPr>
+          <w:rFonts w:ascii="Arial" w:hAnsi="Arial" w:cs="Arial"/>
           <w:spacing w:val="-4"/>
           <w:w w:val="90"/>
+          <w:sz w:val="22"/>
+          <w:szCs w:val="22"/>
         </w:rPr>
         <w:t>it</w:t>
       </w:r>
       <w:r>
         <w:rPr>
+          <w:rFonts w:ascii="Arial" w:hAnsi="Arial" w:cs="Arial"/>
           <w:w w:val="90"/>
+          <w:sz w:val="22"/>
+          <w:szCs w:val="22"/>
         </w:rPr>
         <w:t xml:space="preserve"> </w:t>
       </w:r>
       <w:r>
         <w:rPr>
+          <w:rFonts w:ascii="Arial" w:hAnsi="Arial" w:cs="Arial"/>
           <w:spacing w:val="-4"/>
           <w:w w:val="90"/>
+          <w:sz w:val="22"/>
+          <w:szCs w:val="22"/>
         </w:rPr>
         <w:t>does</w:t>
       </w:r>
       <w:r>
         <w:rPr>
+          <w:rFonts w:ascii="Arial" w:hAnsi="Arial" w:cs="Arial"/>
           <w:spacing w:val="-6"/>
           <w:w w:val="90"/>
+          <w:sz w:val="22"/>
+          <w:szCs w:val="22"/>
         </w:rPr>
         <w:t xml:space="preserve"> </w:t>
       </w:r>
       <w:r>
         <w:rPr>
+          <w:rFonts w:ascii="Arial" w:hAnsi="Arial" w:cs="Arial"/>
           <w:spacing w:val="-4"/>
           <w:w w:val="90"/>
+          <w:sz w:val="22"/>
+          <w:szCs w:val="22"/>
         </w:rPr>
         <w:t>not</w:t>
       </w:r>
       <w:r>
         <w:rPr>
+          <w:rFonts w:ascii="Arial" w:hAnsi="Arial" w:cs="Arial"/>
           <w:w w:val="90"/>
+          <w:sz w:val="22"/>
+          <w:szCs w:val="22"/>
         </w:rPr>
         <w:t xml:space="preserve"> </w:t>
       </w:r>
       <w:r>
         <w:rPr>
+          <w:rFonts w:ascii="Arial" w:hAnsi="Arial" w:cs="Arial"/>
           <w:spacing w:val="-4"/>
           <w:w w:val="90"/>
+          <w:sz w:val="22"/>
+          <w:szCs w:val="22"/>
         </w:rPr>
         <w:t>require</w:t>
       </w:r>
       <w:r>
         <w:rPr>
+          <w:rFonts w:ascii="Arial" w:hAnsi="Arial" w:cs="Arial"/>
           <w:spacing w:val="-13"/>
           <w:w w:val="90"/>
+          <w:sz w:val="22"/>
+          <w:szCs w:val="22"/>
         </w:rPr>
         <w:t xml:space="preserve"> </w:t>
       </w:r>
       <w:r>
         <w:rPr>
+          <w:rFonts w:ascii="Arial" w:hAnsi="Arial" w:cs="Arial"/>
           <w:spacing w:val="-3"/>
           <w:w w:val="90"/>
+          <w:sz w:val="22"/>
+          <w:szCs w:val="22"/>
         </w:rPr>
         <w:t>any</w:t>
       </w:r>
       <w:r>
         <w:rPr>
+          <w:rFonts w:ascii="Arial" w:hAnsi="Arial" w:cs="Arial"/>
           <w:w w:val="90"/>
+          <w:sz w:val="22"/>
+          <w:szCs w:val="22"/>
         </w:rPr>
         <w:t xml:space="preserve"> </w:t>
       </w:r>
       <w:r>
         <w:rPr>
+          <w:rFonts w:ascii="Arial" w:hAnsi="Arial" w:cs="Arial"/>
           <w:spacing w:val="-3"/>
           <w:w w:val="90"/>
+          <w:sz w:val="22"/>
+          <w:szCs w:val="22"/>
         </w:rPr>
         <w:t>signature.</w:t>
       </w:r>
@@ -760,10 +878,9 @@
     <w:p>
       <w:pPr>
         <w:spacing w:after="160" w:line="259" w:lineRule="auto"/>
-        <w:rPr>
-          <w:rFonts w:ascii="Times New Roman" w:hAnsi="Times New Roman" w:cs="Times New Roman"/>
-          <w:sz w:val="20"/>
-          <w:szCs w:val="20"/>
+        <w:ind w:right="680"/>
+        <w:rPr>
+          <w:rFonts w:ascii="Arial" w:hAnsi="Arial" w:cs="Arial"/>
         </w:rPr>
       </w:pPr>
     </w:p>
@@ -1068,7 +1185,6 @@
       </w:rPr>
       <w:t xml:space="preserve">T19 Tower, </w:t>
     </w:r>
-    <w:proofErr w:type="spellStart"/>
     <w:r>
       <w:rPr>
         <w:color w:val="000000" w:themeColor="text1"/>
@@ -1076,19 +1192,8 @@
         <w:szCs w:val="22"/>
         <w:shd w:val="clear" w:color="auto" w:fill="FFFFFF"/>
       </w:rPr>
-      <w:t>Ranigunj</w:t>
+      <w:t xml:space="preserve">Ranigunj, </w:t>
     </w:r>
-    <w:proofErr w:type="spellEnd"/>
-    <w:r>
-      <w:rPr>
-        <w:color w:val="000000" w:themeColor="text1"/>
-        <w:sz w:val="22"/>
-        <w:szCs w:val="22"/>
-        <w:shd w:val="clear" w:color="auto" w:fill="FFFFFF"/>
-      </w:rPr>
-      <w:t xml:space="preserve">, </w:t>
-    </w:r>
-    <w:proofErr w:type="spellStart"/>
     <w:r>
       <w:rPr>
         <w:color w:val="000000" w:themeColor="text1"/>
@@ -1105,17 +1210,7 @@
         <w:szCs w:val="22"/>
         <w:shd w:val="clear" w:color="auto" w:fill="FFFFFF"/>
       </w:rPr>
-      <w:t>cunderabad</w:t>
-    </w:r>
-    <w:proofErr w:type="spellEnd"/>
-    <w:r>
-      <w:rPr>
-        <w:color w:val="000000" w:themeColor="text1"/>
-        <w:sz w:val="22"/>
-        <w:szCs w:val="22"/>
-        <w:shd w:val="clear" w:color="auto" w:fill="FFFFFF"/>
-      </w:rPr>
-      <w:t xml:space="preserve">, Hyderabad – 500003, </w:t>
+      <w:t xml:space="preserve">cunderabad, Hyderabad – 500003, </w:t>
     </w:r>
     <w:r>
       <w:rPr>
@@ -1394,53 +1489,7 @@
           <w14:round/>
         </w14:textOutline>
       </w:rPr>
-      <w:t xml:space="preserve">SM Square Credit </w:t>
-    </w:r>
-    <w:proofErr w:type="spellStart"/>
-    <w:r>
-      <w:rPr>
-        <w:rFonts w:ascii="Gloucester MT Extra Condensed" w:eastAsia="+mn-ea" w:hAnsi="Gloucester MT Extra Condensed" w:cstheme="majorBidi"/>
-        <w:bCs/>
-        <w:color w:val="3906BA"/>
-        <w:kern w:val="24"/>
-        <w:sz w:val="68"/>
-        <w:szCs w:val="68"/>
-        <w:lang w:val="es-ES"/>
-        <w14:shadow w14:blurRad="38100" w14:dist="19050" w14:dir="2700000" w14:sx="100000" w14:sy="100000" w14:kx="0" w14:ky="0" w14:algn="tl">
-          <w14:schemeClr w14:val="dk1">
-            <w14:alpha w14:val="60000"/>
-          </w14:schemeClr>
-        </w14:shadow>
-        <w14:textOutline w14:w="0" w14:cap="flat" w14:cmpd="sng" w14:algn="ctr">
-          <w14:noFill/>
-          <w14:prstDash w14:val="solid"/>
-          <w14:round/>
-        </w14:textOutline>
-      </w:rPr>
-      <w:t>Services</w:t>
-    </w:r>
-    <w:proofErr w:type="spellEnd"/>
-    <w:r>
-      <w:rPr>
-        <w:rFonts w:ascii="Gloucester MT Extra Condensed" w:eastAsia="+mn-ea" w:hAnsi="Gloucester MT Extra Condensed" w:cstheme="majorBidi"/>
-        <w:bCs/>
-        <w:color w:val="3906BA"/>
-        <w:kern w:val="24"/>
-        <w:sz w:val="68"/>
-        <w:szCs w:val="68"/>
-        <w:lang w:val="es-ES"/>
-        <w14:shadow w14:blurRad="38100" w14:dist="19050" w14:dir="2700000" w14:sx="100000" w14:sy="100000" w14:kx="0" w14:ky="0" w14:algn="tl">
-          <w14:schemeClr w14:val="dk1">
-            <w14:alpha w14:val="60000"/>
-          </w14:schemeClr>
-        </w14:shadow>
-        <w14:textOutline w14:w="0" w14:cap="flat" w14:cmpd="sng" w14:algn="ctr">
-          <w14:noFill/>
-          <w14:prstDash w14:val="solid"/>
-          <w14:round/>
-        </w14:textOutline>
-      </w:rPr>
-      <w:t xml:space="preserve"> Private</w:t>
+      <w:t>SM Square Credit Services Private</w:t>
     </w:r>
     <w:r>
       <w:rPr>
@@ -1462,32 +1511,8 @@
           <w14:round/>
         </w14:textOutline>
       </w:rPr>
-      <w:t xml:space="preserve"> </w:t>
+      <w:t xml:space="preserve"> Limited</w:t>
     </w:r>
-    <w:proofErr w:type="spellStart"/>
-    <w:r>
-      <w:rPr>
-        <w:rFonts w:ascii="Gloucester MT Extra Condensed" w:eastAsia="+mn-ea" w:hAnsi="Gloucester MT Extra Condensed" w:cstheme="majorBidi"/>
-        <w:bCs/>
-        <w:color w:val="3906BA"/>
-        <w:kern w:val="24"/>
-        <w:sz w:val="72"/>
-        <w:szCs w:val="72"/>
-        <w:lang w:val="es-ES"/>
-        <w14:shadow w14:blurRad="38100" w14:dist="19050" w14:dir="2700000" w14:sx="100000" w14:sy="100000" w14:kx="0" w14:ky="0" w14:algn="tl">
-          <w14:schemeClr w14:val="dk1">
-            <w14:alpha w14:val="60000"/>
-          </w14:schemeClr>
-        </w14:shadow>
-        <w14:textOutline w14:w="0" w14:cap="flat" w14:cmpd="sng" w14:algn="ctr">
-          <w14:noFill/>
-          <w14:prstDash w14:val="solid"/>
-          <w14:round/>
-        </w14:textOutline>
-      </w:rPr>
-      <w:t>Limited</w:t>
-    </w:r>
-    <w:proofErr w:type="spellEnd"/>
   </w:p>
   <w:p>
     <w:pPr>
@@ -1910,13 +1935,13 @@
       </w:pPr>
     </w:lvl>
   </w:abstractNum>
-  <w:num w:numId="1" w16cid:durableId="1579947990">
+  <w:num w:numId="1" w16cid:durableId="720635656">
     <w:abstractNumId w:val="1"/>
   </w:num>
-  <w:num w:numId="2" w16cid:durableId="1461537776">
+  <w:num w:numId="2" w16cid:durableId="691611570">
     <w:abstractNumId w:val="0"/>
   </w:num>
-  <w:num w:numId="3" w16cid:durableId="87577179">
+  <w:num w:numId="3" w16cid:durableId="1458140928">
     <w:abstractNumId w:val="2"/>
   </w:num>
 </w:numbering>

--- a/templates_docx/SM_Square_Letter_Head_Registration_borrower.docx
+++ b/templates_docx/SM_Square_Letter_Head_Registration_borrower.docx
@@ -8,13 +8,47 @@
           <w:lang w:val="en-US"/>
         </w:rPr>
       </w:pPr>
-    </w:p>
-    <w:p>
-      <w:pPr>
-        <w:rPr>
-          <w:lang w:val="en-US"/>
-        </w:rPr>
-      </w:pPr>
+      <w:r>
+        <w:rPr>
+          <w:noProof/>
+          <w:sz w:val="20"/>
+        </w:rPr>
+        <w:drawing>
+          <wp:inline distT="0" distB="0" distL="0" distR="0" wp14:anchorId="7D95B157" wp14:editId="29EF7E02">
+            <wp:extent cx="7565366" cy="755015"/>
+            <wp:effectExtent l="0" t="0" r="0" b="6985"/>
+            <wp:docPr id="1" name="image1.jpeg"/>
+            <wp:cNvGraphicFramePr>
+              <a:graphicFrameLocks xmlns:a="http://schemas.openxmlformats.org/drawingml/2006/main" noChangeAspect="1"/>
+            </wp:cNvGraphicFramePr>
+            <a:graphic xmlns:a="http://schemas.openxmlformats.org/drawingml/2006/main">
+              <a:graphicData uri="http://schemas.openxmlformats.org/drawingml/2006/picture">
+                <pic:pic xmlns:pic="http://schemas.openxmlformats.org/drawingml/2006/picture">
+                  <pic:nvPicPr>
+                    <pic:cNvPr id="2" name="image1.jpeg"/>
+                    <pic:cNvPicPr/>
+                  </pic:nvPicPr>
+                  <pic:blipFill>
+                    <a:blip r:embed="rId8" cstate="print"/>
+                    <a:stretch>
+                      <a:fillRect/>
+                    </a:stretch>
+                  </pic:blipFill>
+                  <pic:spPr>
+                    <a:xfrm>
+                      <a:off x="0" y="0"/>
+                      <a:ext cx="7569494" cy="755427"/>
+                    </a:xfrm>
+                    <a:prstGeom prst="rect">
+                      <a:avLst/>
+                    </a:prstGeom>
+                  </pic:spPr>
+                </pic:pic>
+              </a:graphicData>
+            </a:graphic>
+          </wp:inline>
+        </w:drawing>
+      </w:r>
     </w:p>
     <w:p>
       <w:pPr>
@@ -961,8 +995,8 @@
       </w:pPr>
     </w:p>
     <w:sectPr>
-      <w:headerReference w:type="default" r:id="rId8"/>
-      <w:footerReference w:type="default" r:id="rId9"/>
+      <w:headerReference w:type="default" r:id="rId9"/>
+      <w:footerReference w:type="default" r:id="rId10"/>
       <w:pgSz w:w="11906" w:h="16838" w:code="9"/>
       <w:pgMar w:top="-181" w:right="284" w:bottom="567" w:left="0" w:header="0" w:footer="0" w:gutter="0"/>
       <w:pgNumType w:start="1"/>
@@ -1185,6 +1219,7 @@
       </w:rPr>
       <w:t xml:space="preserve">T19 Tower, </w:t>
     </w:r>
+    <w:proofErr w:type="spellStart"/>
     <w:r>
       <w:rPr>
         <w:color w:val="000000" w:themeColor="text1"/>
@@ -1192,8 +1227,19 @@
         <w:szCs w:val="22"/>
         <w:shd w:val="clear" w:color="auto" w:fill="FFFFFF"/>
       </w:rPr>
-      <w:t xml:space="preserve">Ranigunj, </w:t>
+      <w:t>Ranigunj</w:t>
     </w:r>
+    <w:proofErr w:type="spellEnd"/>
+    <w:r>
+      <w:rPr>
+        <w:color w:val="000000" w:themeColor="text1"/>
+        <w:sz w:val="22"/>
+        <w:szCs w:val="22"/>
+        <w:shd w:val="clear" w:color="auto" w:fill="FFFFFF"/>
+      </w:rPr>
+      <w:t xml:space="preserve">, </w:t>
+    </w:r>
+    <w:proofErr w:type="spellStart"/>
     <w:r>
       <w:rPr>
         <w:color w:val="000000" w:themeColor="text1"/>
@@ -1210,7 +1256,17 @@
         <w:szCs w:val="22"/>
         <w:shd w:val="clear" w:color="auto" w:fill="FFFFFF"/>
       </w:rPr>
-      <w:t xml:space="preserve">cunderabad, Hyderabad – 500003, </w:t>
+      <w:t>cunderabad</w:t>
+    </w:r>
+    <w:proofErr w:type="spellEnd"/>
+    <w:r>
+      <w:rPr>
+        <w:color w:val="000000" w:themeColor="text1"/>
+        <w:sz w:val="22"/>
+        <w:szCs w:val="22"/>
+        <w:shd w:val="clear" w:color="auto" w:fill="FFFFFF"/>
+      </w:rPr>
+      <w:t xml:space="preserve">, Hyderabad – 500003, </w:t>
     </w:r>
     <w:r>
       <w:rPr>
@@ -1469,50 +1525,6 @@
         </w14:textOutline>
       </w:rPr>
     </w:pPr>
-    <w:r>
-      <w:rPr>
-        <w:rFonts w:ascii="Gloucester MT Extra Condensed" w:eastAsia="+mn-ea" w:hAnsi="Gloucester MT Extra Condensed" w:cstheme="majorBidi"/>
-        <w:bCs/>
-        <w:color w:val="3906BA"/>
-        <w:kern w:val="24"/>
-        <w:sz w:val="68"/>
-        <w:szCs w:val="68"/>
-        <w:lang w:val="es-ES"/>
-        <w14:shadow w14:blurRad="38100" w14:dist="19050" w14:dir="2700000" w14:sx="100000" w14:sy="100000" w14:kx="0" w14:ky="0" w14:algn="tl">
-          <w14:schemeClr w14:val="dk1">
-            <w14:alpha w14:val="60000"/>
-          </w14:schemeClr>
-        </w14:shadow>
-        <w14:textOutline w14:w="0" w14:cap="flat" w14:cmpd="sng" w14:algn="ctr">
-          <w14:noFill/>
-          <w14:prstDash w14:val="solid"/>
-          <w14:round/>
-        </w14:textOutline>
-      </w:rPr>
-      <w:t>SM Square Credit Services Private</w:t>
-    </w:r>
-    <w:r>
-      <w:rPr>
-        <w:rFonts w:ascii="Gloucester MT Extra Condensed" w:eastAsia="+mn-ea" w:hAnsi="Gloucester MT Extra Condensed" w:cstheme="majorBidi"/>
-        <w:bCs/>
-        <w:color w:val="3906BA"/>
-        <w:kern w:val="24"/>
-        <w:sz w:val="72"/>
-        <w:szCs w:val="72"/>
-        <w:lang w:val="es-ES"/>
-        <w14:shadow w14:blurRad="38100" w14:dist="19050" w14:dir="2700000" w14:sx="100000" w14:sy="100000" w14:kx="0" w14:ky="0" w14:algn="tl">
-          <w14:schemeClr w14:val="dk1">
-            <w14:alpha w14:val="60000"/>
-          </w14:schemeClr>
-        </w14:shadow>
-        <w14:textOutline w14:w="0" w14:cap="flat" w14:cmpd="sng" w14:algn="ctr">
-          <w14:noFill/>
-          <w14:prstDash w14:val="solid"/>
-          <w14:round/>
-        </w14:textOutline>
-      </w:rPr>
-      <w:t xml:space="preserve"> Limited</w:t>
-    </w:r>
   </w:p>
   <w:p>
     <w:pPr>
